--- a/Fase 2/Evidencias Proyecto/Evidencias de documentación/06_EDT_y_Diccionario_EDT.docx
+++ b/Fase 2/Evidencias Proyecto/Evidencias de documentación/06_EDT_y_Diccionario_EDT.docx
@@ -497,7 +497,7 @@
                 <w:sz w:val="20"/>
                 <w:szCs w:val="20"/>
               </w:rPr>
-              <w:t>1.0</w:t>
+              <w:t>1.1</w:t>
             </w:r>
           </w:p>
         </w:tc>
@@ -3013,7 +3013,7 @@
                 <w:sz w:val="18"/>
                 <w:szCs w:val="18"/>
               </w:rPr>
-              <w:t>Estado al 09-10-2026</w:t>
+              <w:t>Estado al 22-10-2026</w:t>
             </w:r>
           </w:p>
         </w:tc>
@@ -3600,7 +3600,7 @@
                 <w:sz w:val="18"/>
                 <w:szCs w:val="18"/>
               </w:rPr>
-              <w:t>Estado al 09-10-2026</w:t>
+              <w:t>Estado al 22-10-2026</w:t>
             </w:r>
           </w:p>
         </w:tc>
@@ -4187,7 +4187,7 @@
                 <w:sz w:val="18"/>
                 <w:szCs w:val="18"/>
               </w:rPr>
-              <w:t>Estado al 09-10-2026</w:t>
+              <w:t>Estado al 22-10-2026</w:t>
             </w:r>
           </w:p>
         </w:tc>
@@ -4699,7 +4699,7 @@
                 <w:sz w:val="18"/>
                 <w:szCs w:val="18"/>
               </w:rPr>
-              <w:t>ERS aprobado (rev. 04 vigente)</w:t>
+              <w:t>ERS aprobado (rev. 04.1 vigente)</w:t>
             </w:r>
           </w:p>
         </w:tc>
@@ -4792,7 +4792,7 @@
                 <w:sz w:val="18"/>
                 <w:szCs w:val="18"/>
               </w:rPr>
-              <w:t>Estado al 09-10-2026</w:t>
+              <w:t>Estado al 22-10-2026</w:t>
             </w:r>
           </w:p>
         </w:tc>
@@ -5379,7 +5379,7 @@
                 <w:sz w:val="18"/>
                 <w:szCs w:val="18"/>
               </w:rPr>
-              <w:t>Estado al 09-10-2026</w:t>
+              <w:t>Estado al 22-10-2026</w:t>
             </w:r>
           </w:p>
         </w:tc>
@@ -5966,7 +5966,7 @@
                 <w:sz w:val="18"/>
                 <w:szCs w:val="18"/>
               </w:rPr>
-              <w:t>Estado al 09-10-2026</w:t>
+              <w:t>Estado al 22-10-2026</w:t>
             </w:r>
           </w:p>
         </w:tc>
@@ -6553,7 +6553,7 @@
                 <w:sz w:val="18"/>
                 <w:szCs w:val="18"/>
               </w:rPr>
-              <w:t>Estado al 09-10-2026</w:t>
+              <w:t>Estado al 22-10-2026</w:t>
             </w:r>
           </w:p>
         </w:tc>
@@ -7140,7 +7140,7 @@
                 <w:sz w:val="18"/>
                 <w:szCs w:val="18"/>
               </w:rPr>
-              <w:t>Estado al 09-10-2026</w:t>
+              <w:t>Estado al 22-10-2026</w:t>
             </w:r>
           </w:p>
         </w:tc>
@@ -7745,7 +7745,7 @@
                 <w:sz w:val="18"/>
                 <w:szCs w:val="18"/>
               </w:rPr>
-              <w:t>Estado al 09-10-2026</w:t>
+              <w:t>Estado al 22-10-2026</w:t>
             </w:r>
           </w:p>
         </w:tc>
@@ -8332,7 +8332,7 @@
                 <w:sz w:val="18"/>
                 <w:szCs w:val="18"/>
               </w:rPr>
-              <w:t>Estado al 09-10-2026</w:t>
+              <w:t>Estado al 22-10-2026</w:t>
             </w:r>
           </w:p>
         </w:tc>
@@ -8826,7 +8826,7 @@
                 <w:sz w:val="18"/>
                 <w:szCs w:val="18"/>
               </w:rPr>
-              <w:t>Script ejecutado sin errores y 14 pruebas de reglas en verde</w:t>
+              <w:t>Script ejecutado sin errores y 22 pruebas en verde (PGlite el 08-10-2026; Supabase el 20-10-2026)</w:t>
             </w:r>
           </w:p>
         </w:tc>
@@ -8919,7 +8919,7 @@
                 <w:sz w:val="18"/>
                 <w:szCs w:val="18"/>
               </w:rPr>
-              <w:t>Estado al 09-10-2026</w:t>
+              <w:t>Estado al 22-10-2026</w:t>
             </w:r>
           </w:p>
         </w:tc>
@@ -9506,32 +9506,32 @@
                 <w:sz w:val="18"/>
                 <w:szCs w:val="18"/>
               </w:rPr>
-              <w:t>Estado al 09-10-2026</w:t>
-            </w:r>
-          </w:p>
-        </w:tc>
-        <w:tc>
-          <w:tcPr>
-            <w:tcW w:w="6840" w:type="dxa"/>
-            <w:tcMar>
-              <w:top w:w="80" w:type="dxa"/>
-              <w:left w:w="100" w:type="dxa"/>
-              <w:bottom w:w="80" w:type="dxa"/>
-              <w:right w:w="100" w:type="dxa"/>
-            </w:tcMar>
-            <w:vAlign w:val="center"/>
-          </w:tcPr>
-          <w:p>
-            <w:pPr>
-              <w:spacing w:before="0" w:after="0" w:line="240" w:lineRule="auto"/>
-            </w:pPr>
-            <w:r>
-              <w:rPr>
-                <w:rFonts w:ascii="Arial" w:hAnsi="Arial" w:cs="Arial" w:eastAsia="Arial"/>
-                <w:sz w:val="18"/>
-                <w:szCs w:val="18"/>
-              </w:rPr>
-              <w:t>En curso</w:t>
+              <w:t>Estado al 22-10-2026</w:t>
+            </w:r>
+          </w:p>
+        </w:tc>
+        <w:tc>
+          <w:tcPr>
+            <w:tcW w:w="6840" w:type="dxa"/>
+            <w:tcMar>
+              <w:top w:w="80" w:type="dxa"/>
+              <w:left w:w="100" w:type="dxa"/>
+              <w:bottom w:w="80" w:type="dxa"/>
+              <w:right w:w="100" w:type="dxa"/>
+            </w:tcMar>
+            <w:vAlign w:val="center"/>
+          </w:tcPr>
+          <w:p>
+            <w:pPr>
+              <w:spacing w:before="0" w:after="0" w:line="240" w:lineRule="auto"/>
+            </w:pPr>
+            <w:r>
+              <w:rPr>
+                <w:rFonts w:ascii="Arial" w:hAnsi="Arial" w:cs="Arial" w:eastAsia="Arial"/>
+                <w:sz w:val="18"/>
+                <w:szCs w:val="18"/>
+              </w:rPr>
+              <w:t>Completado (Anexo A, Política de Privacidad y RAT; transferencia internacional declarada el 20-10-2026)</w:t>
             </w:r>
           </w:p>
         </w:tc>
@@ -10111,32 +10111,32 @@
                 <w:sz w:val="18"/>
                 <w:szCs w:val="18"/>
               </w:rPr>
-              <w:t>Estado al 09-10-2026</w:t>
-            </w:r>
-          </w:p>
-        </w:tc>
-        <w:tc>
-          <w:tcPr>
-            <w:tcW w:w="6840" w:type="dxa"/>
-            <w:tcMar>
-              <w:top w:w="80" w:type="dxa"/>
-              <w:left w:w="100" w:type="dxa"/>
-              <w:bottom w:w="80" w:type="dxa"/>
-              <w:right w:w="100" w:type="dxa"/>
-            </w:tcMar>
-            <w:vAlign w:val="center"/>
-          </w:tcPr>
-          <w:p>
-            <w:pPr>
-              <w:spacing w:before="0" w:after="0" w:line="240" w:lineRule="auto"/>
-            </w:pPr>
-            <w:r>
-              <w:rPr>
-                <w:rFonts w:ascii="Arial" w:hAnsi="Arial" w:cs="Arial" w:eastAsia="Arial"/>
-                <w:sz w:val="18"/>
-                <w:szCs w:val="18"/>
-              </w:rPr>
-              <w:t>Prototipo funcional</w:t>
+              <w:t>Estado al 22-10-2026</w:t>
+            </w:r>
+          </w:p>
+        </w:tc>
+        <w:tc>
+          <w:tcPr>
+            <w:tcW w:w="6840" w:type="dxa"/>
+            <w:tcMar>
+              <w:top w:w="80" w:type="dxa"/>
+              <w:left w:w="100" w:type="dxa"/>
+              <w:bottom w:w="80" w:type="dxa"/>
+              <w:right w:w="100" w:type="dxa"/>
+            </w:tcMar>
+            <w:vAlign w:val="center"/>
+          </w:tcPr>
+          <w:p>
+            <w:pPr>
+              <w:spacing w:before="0" w:after="0" w:line="240" w:lineRule="auto"/>
+            </w:pPr>
+            <w:r>
+              <w:rPr>
+                <w:rFonts w:ascii="Arial" w:hAnsi="Arial" w:cs="Arial" w:eastAsia="Arial"/>
+                <w:sz w:val="18"/>
+                <w:szCs w:val="18"/>
+              </w:rPr>
+              <w:t>Prototipo conectado a Supabase (tablas del prototipo); falta migrar al modelo relacional</w:t>
             </w:r>
           </w:p>
         </w:tc>
@@ -10698,32 +10698,32 @@
                 <w:sz w:val="18"/>
                 <w:szCs w:val="18"/>
               </w:rPr>
-              <w:t>Estado al 09-10-2026</w:t>
-            </w:r>
-          </w:p>
-        </w:tc>
-        <w:tc>
-          <w:tcPr>
-            <w:tcW w:w="6840" w:type="dxa"/>
-            <w:tcMar>
-              <w:top w:w="80" w:type="dxa"/>
-              <w:left w:w="100" w:type="dxa"/>
-              <w:bottom w:w="80" w:type="dxa"/>
-              <w:right w:w="100" w:type="dxa"/>
-            </w:tcMar>
-            <w:vAlign w:val="center"/>
-          </w:tcPr>
-          <w:p>
-            <w:pPr>
-              <w:spacing w:before="0" w:after="0" w:line="240" w:lineRule="auto"/>
-            </w:pPr>
-            <w:r>
-              <w:rPr>
-                <w:rFonts w:ascii="Arial" w:hAnsi="Arial" w:cs="Arial" w:eastAsia="Arial"/>
-                <w:sz w:val="18"/>
-                <w:szCs w:val="18"/>
-              </w:rPr>
-              <w:t>Prototipo funcional</w:t>
+              <w:t>Estado al 22-10-2026</w:t>
+            </w:r>
+          </w:p>
+        </w:tc>
+        <w:tc>
+          <w:tcPr>
+            <w:tcW w:w="6840" w:type="dxa"/>
+            <w:tcMar>
+              <w:top w:w="80" w:type="dxa"/>
+              <w:left w:w="100" w:type="dxa"/>
+              <w:bottom w:w="80" w:type="dxa"/>
+              <w:right w:w="100" w:type="dxa"/>
+            </w:tcMar>
+            <w:vAlign w:val="center"/>
+          </w:tcPr>
+          <w:p>
+            <w:pPr>
+              <w:spacing w:before="0" w:after="0" w:line="240" w:lineRule="auto"/>
+            </w:pPr>
+            <w:r>
+              <w:rPr>
+                <w:rFonts w:ascii="Arial" w:hAnsi="Arial" w:cs="Arial" w:eastAsia="Arial"/>
+                <w:sz w:val="18"/>
+                <w:szCs w:val="18"/>
+              </w:rPr>
+              <w:t>Prototipo conectado a Supabase (tablas del prototipo); falta migrar al modelo relacional</w:t>
             </w:r>
           </w:p>
         </w:tc>
@@ -11285,32 +11285,32 @@
                 <w:sz w:val="18"/>
                 <w:szCs w:val="18"/>
               </w:rPr>
-              <w:t>Estado al 09-10-2026</w:t>
-            </w:r>
-          </w:p>
-        </w:tc>
-        <w:tc>
-          <w:tcPr>
-            <w:tcW w:w="6840" w:type="dxa"/>
-            <w:tcMar>
-              <w:top w:w="80" w:type="dxa"/>
-              <w:left w:w="100" w:type="dxa"/>
-              <w:bottom w:w="80" w:type="dxa"/>
-              <w:right w:w="100" w:type="dxa"/>
-            </w:tcMar>
-            <w:vAlign w:val="center"/>
-          </w:tcPr>
-          <w:p>
-            <w:pPr>
-              <w:spacing w:before="0" w:after="0" w:line="240" w:lineRule="auto"/>
-            </w:pPr>
-            <w:r>
-              <w:rPr>
-                <w:rFonts w:ascii="Arial" w:hAnsi="Arial" w:cs="Arial" w:eastAsia="Arial"/>
-                <w:sz w:val="18"/>
-                <w:szCs w:val="18"/>
-              </w:rPr>
-              <w:t>Pendiente (stand by)</w:t>
+              <w:t>Estado al 22-10-2026</w:t>
+            </w:r>
+          </w:p>
+        </w:tc>
+        <w:tc>
+          <w:tcPr>
+            <w:tcW w:w="6840" w:type="dxa"/>
+            <w:tcMar>
+              <w:top w:w="80" w:type="dxa"/>
+              <w:left w:w="100" w:type="dxa"/>
+              <w:bottom w:w="80" w:type="dxa"/>
+              <w:right w:w="100" w:type="dxa"/>
+            </w:tcMar>
+            <w:vAlign w:val="center"/>
+          </w:tcPr>
+          <w:p>
+            <w:pPr>
+              <w:spacing w:before="0" w:after="0" w:line="240" w:lineRule="auto"/>
+            </w:pPr>
+            <w:r>
+              <w:rPr>
+                <w:rFonts w:ascii="Arial" w:hAnsi="Arial" w:cs="Arial" w:eastAsia="Arial"/>
+                <w:sz w:val="18"/>
+                <w:szCs w:val="18"/>
+              </w:rPr>
+              <w:t>En curso: base de datos implementada en Supabase el 20-10-2026 (26 tablas, 22/22 pruebas); falta migrar la web y la app al modelo relacional</w:t>
             </w:r>
           </w:p>
         </w:tc>
@@ -11872,7 +11872,7 @@
                 <w:sz w:val="18"/>
                 <w:szCs w:val="18"/>
               </w:rPr>
-              <w:t>Estado al 09-10-2026</w:t>
+              <w:t>Estado al 22-10-2026</w:t>
             </w:r>
           </w:p>
         </w:tc>
@@ -12459,7 +12459,7 @@
                 <w:sz w:val="18"/>
                 <w:szCs w:val="18"/>
               </w:rPr>
-              <w:t>Estado al 09-10-2026</w:t>
+              <w:t>Estado al 22-10-2026</w:t>
             </w:r>
           </w:p>
         </w:tc>
@@ -13064,32 +13064,32 @@
                 <w:sz w:val="18"/>
                 <w:szCs w:val="18"/>
               </w:rPr>
-              <w:t>Estado al 09-10-2026</w:t>
-            </w:r>
-          </w:p>
-        </w:tc>
-        <w:tc>
-          <w:tcPr>
-            <w:tcW w:w="6840" w:type="dxa"/>
-            <w:tcMar>
-              <w:top w:w="80" w:type="dxa"/>
-              <w:left w:w="100" w:type="dxa"/>
-              <w:bottom w:w="80" w:type="dxa"/>
-              <w:right w:w="100" w:type="dxa"/>
-            </w:tcMar>
-            <w:vAlign w:val="center"/>
-          </w:tcPr>
-          <w:p>
-            <w:pPr>
-              <w:spacing w:before="0" w:after="0" w:line="240" w:lineRule="auto"/>
-            </w:pPr>
-            <w:r>
-              <w:rPr>
-                <w:rFonts w:ascii="Arial" w:hAnsi="Arial" w:cs="Arial" w:eastAsia="Arial"/>
-                <w:sz w:val="18"/>
-                <w:szCs w:val="18"/>
-              </w:rPr>
-              <w:t>Pendiente</w:t>
+              <w:t>Estado al 22-10-2026</w:t>
+            </w:r>
+          </w:p>
+        </w:tc>
+        <w:tc>
+          <w:tcPr>
+            <w:tcW w:w="6840" w:type="dxa"/>
+            <w:tcMar>
+              <w:top w:w="80" w:type="dxa"/>
+              <w:left w:w="100" w:type="dxa"/>
+              <w:bottom w:w="80" w:type="dxa"/>
+              <w:right w:w="100" w:type="dxa"/>
+            </w:tcMar>
+            <w:vAlign w:val="center"/>
+          </w:tcPr>
+          <w:p>
+            <w:pPr>
+              <w:spacing w:before="0" w:after="0" w:line="240" w:lineRule="auto"/>
+            </w:pPr>
+            <w:r>
+              <w:rPr>
+                <w:rFonts w:ascii="Arial" w:hAnsi="Arial" w:cs="Arial" w:eastAsia="Arial"/>
+                <w:sz w:val="18"/>
+                <w:szCs w:val="18"/>
+              </w:rPr>
+              <w:t>Completado (documento 18)</w:t>
             </w:r>
           </w:p>
         </w:tc>
@@ -13651,7 +13651,7 @@
                 <w:sz w:val="18"/>
                 <w:szCs w:val="18"/>
               </w:rPr>
-              <w:t>Estado al 09-10-2026</w:t>
+              <w:t>Estado al 22-10-2026</w:t>
             </w:r>
           </w:p>
         </w:tc>
@@ -14238,7 +14238,7 @@
                 <w:sz w:val="18"/>
                 <w:szCs w:val="18"/>
               </w:rPr>
-              <w:t>Estado al 09-10-2026</w:t>
+              <w:t>Estado al 22-10-2026</w:t>
             </w:r>
           </w:p>
         </w:tc>
@@ -14825,7 +14825,7 @@
                 <w:sz w:val="18"/>
                 <w:szCs w:val="18"/>
               </w:rPr>
-              <w:t>Estado al 09-10-2026</w:t>
+              <w:t>Estado al 22-10-2026</w:t>
             </w:r>
           </w:p>
         </w:tc>
@@ -15430,7 +15430,7 @@
                 <w:sz w:val="18"/>
                 <w:szCs w:val="18"/>
               </w:rPr>
-              <w:t>Estado al 09-10-2026</w:t>
+              <w:t>Estado al 22-10-2026</w:t>
             </w:r>
           </w:p>
         </w:tc>
@@ -16017,7 +16017,7 @@
                 <w:sz w:val="18"/>
                 <w:szCs w:val="18"/>
               </w:rPr>
-              <w:t>Estado al 09-10-2026</w:t>
+              <w:t>Estado al 22-10-2026</w:t>
             </w:r>
           </w:p>
         </w:tc>
@@ -16604,7 +16604,7 @@
                 <w:sz w:val="18"/>
                 <w:szCs w:val="18"/>
               </w:rPr>
-              <w:t>Estado al 09-10-2026</w:t>
+              <w:t>Estado al 22-10-2026</w:t>
             </w:r>
           </w:p>
         </w:tc>

--- a/Fase 2/Evidencias Proyecto/Evidencias de documentación/06_EDT_y_Diccionario_EDT.docx
+++ b/Fase 2/Evidencias Proyecto/Evidencias de documentación/06_EDT_y_Diccionario_EDT.docx
@@ -8826,7 +8826,7 @@
                 <w:sz w:val="18"/>
                 <w:szCs w:val="18"/>
               </w:rPr>
-              <w:t>Script ejecutado sin errores y 22 pruebas en verde (PGlite el 08-10-2026; Supabase el 20-10-2026)</w:t>
+              <w:t>Script ejecutado sin errores y 24 pruebas en verde (PGlite el 22-10-2026, con la tabla resena; las 22 iniciales también en Supabase el 20-10-2026)</w:t>
             </w:r>
           </w:p>
         </w:tc>
@@ -10136,7 +10136,7 @@
                 <w:sz w:val="18"/>
                 <w:szCs w:val="18"/>
               </w:rPr>
-              <w:t>Prototipo conectado a Supabase (tablas del prototipo); falta migrar al modelo relacional</w:t>
+              <w:t>Conectada al modelo relacional mediante la API en Supabase (22-10-2026); falta «Mis datos» y el pago real</w:t>
             </w:r>
           </w:p>
         </w:tc>
@@ -10723,7 +10723,7 @@
                 <w:sz w:val="18"/>
                 <w:szCs w:val="18"/>
               </w:rPr>
-              <w:t>Prototipo conectado a Supabase (tablas del prototipo); falta migrar al modelo relacional</w:t>
+              <w:t>Conectada al modelo relacional mediante la API en Supabase (22-10-2026); falta «Mis datos» y el pago real</w:t>
             </w:r>
           </w:p>
         </w:tc>
@@ -11310,7 +11310,7 @@
                 <w:sz w:val="18"/>
                 <w:szCs w:val="18"/>
               </w:rPr>
-              <w:t>En curso: base de datos implementada en Supabase el 20-10-2026 (26 tablas, 22/22 pruebas); falta migrar la web y la app al modelo relacional</w:t>
+              <w:t>En curso: base de datos implementada en Supabase el 20-10-2026; el 22-10-2026 la web y la app pasaron al modelo relacional (27 tablas) mediante la API de funciones api_* (SC-20) y se eliminaron las tablas del prototipo; faltan cuentas del personal, «Mis datos» y el pago real</w:t>
             </w:r>
           </w:p>
         </w:tc>
